--- a/syllabus.docx
+++ b/syllabus.docx
@@ -19,23 +19,43 @@
           <w:sz w:val="70"/>
           <w:szCs w:val="70"/>
         </w:rPr>
-        <w:t>Bazy Danych NoSQL</w:t>
-      </w:r>
+        <w:t xml:space="preserve">Bazy Danych </w:t>
+      </w:r>
+      <w:proofErr w:type="spellStart"/>
       <w:r>
         <w:rPr>
           <w:b/>
           <w:sz w:val="70"/>
           <w:szCs w:val="70"/>
         </w:rPr>
-        <w:br/>
-      </w:r>
+        <w:t>NoSQL</w:t>
+      </w:r>
+      <w:proofErr w:type="spellEnd"/>
       <w:r>
         <w:rPr>
           <w:b/>
           <w:sz w:val="70"/>
           <w:szCs w:val="70"/>
         </w:rPr>
-        <w:t>NoSQL Databases</w:t>
+        <w:br/>
+      </w:r>
+      <w:proofErr w:type="spellStart"/>
+      <w:r>
+        <w:rPr>
+          <w:b/>
+          <w:sz w:val="70"/>
+          <w:szCs w:val="70"/>
+        </w:rPr>
+        <w:t>NoSQL</w:t>
+      </w:r>
+      <w:proofErr w:type="spellEnd"/>
+      <w:r>
+        <w:rPr>
+          <w:b/>
+          <w:sz w:val="70"/>
+          <w:szCs w:val="70"/>
+        </w:rPr>
+        <w:t xml:space="preserve"> Databases</w:t>
       </w:r>
     </w:p>
     <w:p>
@@ -81,6 +101,7 @@
         </w:rPr>
         <w:t xml:space="preserve">Course </w:t>
       </w:r>
+      <w:proofErr w:type="spellStart"/>
       <w:r>
         <w:rPr>
           <w:b/>
@@ -89,6 +110,7 @@
         </w:rPr>
         <w:t>Syllabus</w:t>
       </w:r>
+      <w:proofErr w:type="spellEnd"/>
     </w:p>
     <w:p>
       <w:pPr>
@@ -198,8 +220,18 @@
           <w:sz w:val="24"/>
           <w:szCs w:val="24"/>
         </w:rPr>
-        <w:t xml:space="preserve"> / Course details</w:t>
-      </w:r>
+        <w:t xml:space="preserve"> / Course </w:t>
+      </w:r>
+      <w:proofErr w:type="spellStart"/>
+      <w:r>
+        <w:rPr>
+          <w:b/>
+          <w:sz w:val="24"/>
+          <w:szCs w:val="24"/>
+        </w:rPr>
+        <w:t>details</w:t>
+      </w:r>
+      <w:proofErr w:type="spellEnd"/>
     </w:p>
     <w:p>
       <w:pPr>
@@ -216,19 +248,44 @@
           <w:lang w:val="en-US"/>
         </w:rPr>
       </w:pPr>
-      <w:r>
-        <w:rPr>
-          <w:rFonts w:ascii="Garamond" w:hAnsi="Garamond"/>
-          <w:lang w:val="en-US"/>
-        </w:rPr>
-        <w:t>Liczba godzi</w:t>
-      </w:r>
-      <w:r>
-        <w:rPr>
-          <w:rFonts w:ascii="Garamond" w:hAnsi="Garamond"/>
-          <w:lang w:val="en-US"/>
-        </w:rPr>
-        <w:t>n / No of hours</w:t>
+      <w:proofErr w:type="spellStart"/>
+      <w:r>
+        <w:rPr>
+          <w:rFonts w:ascii="Garamond" w:hAnsi="Garamond"/>
+          <w:lang w:val="en-US"/>
+        </w:rPr>
+        <w:t>Liczba</w:t>
+      </w:r>
+      <w:proofErr w:type="spellEnd"/>
+      <w:r>
+        <w:rPr>
+          <w:rFonts w:ascii="Garamond" w:hAnsi="Garamond"/>
+          <w:lang w:val="en-US"/>
+        </w:rPr>
+        <w:t xml:space="preserve"> </w:t>
+      </w:r>
+      <w:proofErr w:type="spellStart"/>
+      <w:r>
+        <w:rPr>
+          <w:rFonts w:ascii="Garamond" w:hAnsi="Garamond"/>
+          <w:lang w:val="en-US"/>
+        </w:rPr>
+        <w:t>godzi</w:t>
+      </w:r>
+      <w:r>
+        <w:rPr>
+          <w:rFonts w:ascii="Garamond" w:hAnsi="Garamond"/>
+          <w:lang w:val="en-US"/>
+        </w:rPr>
+        <w:t>n</w:t>
+      </w:r>
+      <w:proofErr w:type="spellEnd"/>
+      <w:r>
+        <w:rPr>
+          <w:rFonts w:ascii="Garamond" w:hAnsi="Garamond"/>
+          <w:lang w:val="en-US"/>
+        </w:rPr>
+        <w:t xml:space="preserve"> / No of hours</w:t>
       </w:r>
       <w:r>
         <w:rPr>
@@ -258,14 +315,24 @@
           <w:bCs/>
           <w:lang w:val="en-US"/>
         </w:rPr>
-        <w:t xml:space="preserve"> (studia stacjonarne</w:t>
-      </w:r>
+        <w:t xml:space="preserve"> (studia </w:t>
+      </w:r>
+      <w:proofErr w:type="spellStart"/>
       <w:r>
         <w:rPr>
           <w:rFonts w:ascii="Garamond" w:hAnsi="Garamond"/>
           <w:bCs/>
           <w:lang w:val="en-US"/>
         </w:rPr>
+        <w:t>stacjonarne</w:t>
+      </w:r>
+      <w:proofErr w:type="spellEnd"/>
+      <w:r>
+        <w:rPr>
+          <w:rFonts w:ascii="Garamond" w:hAnsi="Garamond"/>
+          <w:bCs/>
+          <w:lang w:val="en-US"/>
+        </w:rPr>
         <w:t xml:space="preserve"> / full</w:t>
       </w:r>
       <w:r>
@@ -307,7 +374,25 @@
           <w:lang w:val="en-US"/>
         </w:rPr>
         <w:br/>
-        <w:t>18 (studia niestacjonarne / part-time study)</w:t>
+        <w:t xml:space="preserve">18 (studia </w:t>
+      </w:r>
+      <w:proofErr w:type="spellStart"/>
+      <w:r>
+        <w:rPr>
+          <w:rFonts w:ascii="Garamond" w:hAnsi="Garamond"/>
+          <w:bCs/>
+          <w:lang w:val="en-US"/>
+        </w:rPr>
+        <w:t>niestacjonarne</w:t>
+      </w:r>
+      <w:proofErr w:type="spellEnd"/>
+      <w:r>
+        <w:rPr>
+          <w:rFonts w:ascii="Garamond" w:hAnsi="Garamond"/>
+          <w:bCs/>
+          <w:lang w:val="en-US"/>
+        </w:rPr>
+        <w:t xml:space="preserve"> / part-time study)</w:t>
       </w:r>
     </w:p>
     <w:p>
@@ -325,18 +410,36 @@
           <w:lang w:val="en-GB"/>
         </w:rPr>
       </w:pPr>
+      <w:proofErr w:type="spellStart"/>
       <w:r>
         <w:rPr>
           <w:rFonts w:ascii="Garamond" w:hAnsi="Garamond"/>
           <w:lang w:val="en-GB"/>
         </w:rPr>
-        <w:t>Kierunek studiów</w:t>
-      </w:r>
+        <w:t>Kierunek</w:t>
+      </w:r>
+      <w:proofErr w:type="spellEnd"/>
       <w:r>
         <w:rPr>
           <w:rFonts w:ascii="Garamond" w:hAnsi="Garamond"/>
           <w:lang w:val="en-GB"/>
         </w:rPr>
+        <w:t xml:space="preserve"> </w:t>
+      </w:r>
+      <w:proofErr w:type="spellStart"/>
+      <w:r>
+        <w:rPr>
+          <w:rFonts w:ascii="Garamond" w:hAnsi="Garamond"/>
+          <w:lang w:val="en-GB"/>
+        </w:rPr>
+        <w:t>studiów</w:t>
+      </w:r>
+      <w:proofErr w:type="spellEnd"/>
+      <w:r>
+        <w:rPr>
+          <w:rFonts w:ascii="Garamond" w:hAnsi="Garamond"/>
+          <w:lang w:val="en-GB"/>
+        </w:rPr>
         <w:t xml:space="preserve"> /</w:t>
       </w:r>
       <w:r>
@@ -374,20 +477,31 @@
         </w:rPr>
         <w:tab/>
       </w:r>
+      <w:proofErr w:type="spellStart"/>
       <w:r>
         <w:rPr>
           <w:rFonts w:ascii="Garamond" w:hAnsi="Garamond"/>
           <w:lang w:val="en-GB"/>
         </w:rPr>
-        <w:t xml:space="preserve">Informatyka </w:t>
-      </w:r>
+        <w:t>Informatyka</w:t>
+      </w:r>
+      <w:proofErr w:type="spellEnd"/>
       <w:r>
         <w:rPr>
           <w:rFonts w:ascii="Garamond" w:hAnsi="Garamond"/>
           <w:lang w:val="en-GB"/>
         </w:rPr>
+        <w:t xml:space="preserve"> </w:t>
+      </w:r>
+      <w:proofErr w:type="spellStart"/>
+      <w:r>
+        <w:rPr>
+          <w:rFonts w:ascii="Garamond" w:hAnsi="Garamond"/>
+          <w:lang w:val="en-GB"/>
+        </w:rPr>
         <w:t>Stosowana</w:t>
       </w:r>
+      <w:proofErr w:type="spellEnd"/>
       <w:r>
         <w:rPr>
           <w:rFonts w:ascii="Garamond" w:hAnsi="Garamond"/>
@@ -418,6 +532,7 @@
           <w:lang w:val="en-US"/>
         </w:rPr>
       </w:pPr>
+      <w:proofErr w:type="spellStart"/>
       <w:r>
         <w:rPr>
           <w:rFonts w:ascii="Garamond" w:hAnsi="Garamond"/>
@@ -425,6 +540,7 @@
         </w:rPr>
         <w:t>Semestr</w:t>
       </w:r>
+      <w:proofErr w:type="spellEnd"/>
       <w:r>
         <w:rPr>
           <w:rFonts w:ascii="Garamond" w:hAnsi="Garamond"/>
@@ -596,6 +712,7 @@
           <w:lang w:val="en-US"/>
         </w:rPr>
       </w:pPr>
+      <w:proofErr w:type="spellStart"/>
       <w:r>
         <w:rPr>
           <w:rFonts w:ascii="Garamond" w:hAnsi="Garamond"/>
@@ -603,6 +720,7 @@
         </w:rPr>
         <w:t>Gabinet</w:t>
       </w:r>
+      <w:proofErr w:type="spellEnd"/>
       <w:r>
         <w:rPr>
           <w:rFonts w:ascii="Garamond" w:hAnsi="Garamond"/>
@@ -623,8 +741,24 @@
           <w:lang w:val="en-US"/>
         </w:rPr>
         <w:tab/>
-        <w:t xml:space="preserve">budynek </w:t>
-      </w:r>
+      </w:r>
+      <w:proofErr w:type="spellStart"/>
+      <w:r>
+        <w:rPr>
+          <w:rFonts w:ascii="Garamond" w:hAnsi="Garamond"/>
+          <w:lang w:val="en-US"/>
+        </w:rPr>
+        <w:t>budynek</w:t>
+      </w:r>
+      <w:proofErr w:type="spellEnd"/>
+      <w:r>
+        <w:rPr>
+          <w:rFonts w:ascii="Garamond" w:hAnsi="Garamond"/>
+          <w:lang w:val="en-US"/>
+        </w:rPr>
+        <w:t xml:space="preserve"> </w:t>
+      </w:r>
+      <w:proofErr w:type="spellStart"/>
       <w:r>
         <w:rPr>
           <w:rFonts w:ascii="Garamond" w:hAnsi="Garamond"/>
@@ -637,7 +771,31 @@
           <w:rFonts w:ascii="Garamond" w:hAnsi="Garamond"/>
           <w:lang w:val="en-US"/>
         </w:rPr>
-        <w:t>iblioteki, pokój 438</w:t>
+        <w:t>iblioteki</w:t>
+      </w:r>
+      <w:proofErr w:type="spellEnd"/>
+      <w:r>
+        <w:rPr>
+          <w:rFonts w:ascii="Garamond" w:hAnsi="Garamond"/>
+          <w:lang w:val="en-US"/>
+        </w:rPr>
+        <w:t xml:space="preserve">, </w:t>
+      </w:r>
+      <w:proofErr w:type="spellStart"/>
+      <w:r>
+        <w:rPr>
+          <w:rFonts w:ascii="Garamond" w:hAnsi="Garamond"/>
+          <w:lang w:val="en-US"/>
+        </w:rPr>
+        <w:t>pokój</w:t>
+      </w:r>
+      <w:proofErr w:type="spellEnd"/>
+      <w:r>
+        <w:rPr>
+          <w:rFonts w:ascii="Garamond" w:hAnsi="Garamond"/>
+          <w:lang w:val="en-US"/>
+        </w:rPr>
+        <w:t xml:space="preserve"> 438</w:t>
       </w:r>
       <w:r>
         <w:rPr>
@@ -769,8 +927,18 @@
           <w:sz w:val="24"/>
           <w:szCs w:val="24"/>
         </w:rPr>
-        <w:t xml:space="preserve"> / Class goals</w:t>
-      </w:r>
+        <w:t xml:space="preserve"> / Class </w:t>
+      </w:r>
+      <w:proofErr w:type="spellStart"/>
+      <w:r>
+        <w:rPr>
+          <w:b/>
+          <w:sz w:val="24"/>
+          <w:szCs w:val="24"/>
+        </w:rPr>
+        <w:t>goals</w:t>
+      </w:r>
+      <w:proofErr w:type="spellEnd"/>
     </w:p>
     <w:p>
       <w:pPr>
@@ -789,20 +957,100 @@
         <w:rPr>
           <w:rFonts w:ascii="Garamond" w:hAnsi="Garamond"/>
         </w:rPr>
-        <w:t>Zapoznanie z aktualnym kierunkiem rozwoju i możliwościami baz danych noSQL</w:t>
-      </w:r>
+        <w:t xml:space="preserve">Zapoznanie z aktualnym kierunkiem rozwoju i możliwościami baz danych </w:t>
+      </w:r>
+      <w:proofErr w:type="spellStart"/>
+      <w:r>
+        <w:rPr>
+          <w:rFonts w:ascii="Garamond" w:hAnsi="Garamond"/>
+        </w:rPr>
+        <w:t>noSQL</w:t>
+      </w:r>
+      <w:proofErr w:type="spellEnd"/>
       <w:r>
         <w:rPr>
           <w:rFonts w:ascii="Garamond" w:hAnsi="Garamond"/>
         </w:rPr>
         <w:t xml:space="preserve"> / </w:t>
       </w:r>
-      <w:r>
-        <w:rPr>
-          <w:rFonts w:ascii="Garamond" w:hAnsi="Garamond"/>
-        </w:rPr>
-        <w:t>Familiarization with the current development trends and capabilities of NoSQL databases</w:t>
-      </w:r>
+      <w:proofErr w:type="spellStart"/>
+      <w:r>
+        <w:rPr>
+          <w:rFonts w:ascii="Garamond" w:hAnsi="Garamond"/>
+        </w:rPr>
+        <w:t>Familiarization</w:t>
+      </w:r>
+      <w:proofErr w:type="spellEnd"/>
+      <w:r>
+        <w:rPr>
+          <w:rFonts w:ascii="Garamond" w:hAnsi="Garamond"/>
+        </w:rPr>
+        <w:t xml:space="preserve"> with the </w:t>
+      </w:r>
+      <w:proofErr w:type="spellStart"/>
+      <w:r>
+        <w:rPr>
+          <w:rFonts w:ascii="Garamond" w:hAnsi="Garamond"/>
+        </w:rPr>
+        <w:t>current</w:t>
+      </w:r>
+      <w:proofErr w:type="spellEnd"/>
+      <w:r>
+        <w:rPr>
+          <w:rFonts w:ascii="Garamond" w:hAnsi="Garamond"/>
+        </w:rPr>
+        <w:t xml:space="preserve"> development </w:t>
+      </w:r>
+      <w:proofErr w:type="spellStart"/>
+      <w:r>
+        <w:rPr>
+          <w:rFonts w:ascii="Garamond" w:hAnsi="Garamond"/>
+        </w:rPr>
+        <w:t>trends</w:t>
+      </w:r>
+      <w:proofErr w:type="spellEnd"/>
+      <w:r>
+        <w:rPr>
+          <w:rFonts w:ascii="Garamond" w:hAnsi="Garamond"/>
+        </w:rPr>
+        <w:t xml:space="preserve"> and </w:t>
+      </w:r>
+      <w:proofErr w:type="spellStart"/>
+      <w:r>
+        <w:rPr>
+          <w:rFonts w:ascii="Garamond" w:hAnsi="Garamond"/>
+        </w:rPr>
+        <w:t>capabilities</w:t>
+      </w:r>
+      <w:proofErr w:type="spellEnd"/>
+      <w:r>
+        <w:rPr>
+          <w:rFonts w:ascii="Garamond" w:hAnsi="Garamond"/>
+        </w:rPr>
+        <w:t xml:space="preserve"> of </w:t>
+      </w:r>
+      <w:proofErr w:type="spellStart"/>
+      <w:r>
+        <w:rPr>
+          <w:rFonts w:ascii="Garamond" w:hAnsi="Garamond"/>
+        </w:rPr>
+        <w:t>NoSQL</w:t>
+      </w:r>
+      <w:proofErr w:type="spellEnd"/>
+      <w:r>
+        <w:rPr>
+          <w:rFonts w:ascii="Garamond" w:hAnsi="Garamond"/>
+        </w:rPr>
+        <w:t xml:space="preserve"> </w:t>
+      </w:r>
+      <w:proofErr w:type="spellStart"/>
+      <w:r>
+        <w:rPr>
+          <w:rFonts w:ascii="Garamond" w:hAnsi="Garamond"/>
+        </w:rPr>
+        <w:t>databases</w:t>
+      </w:r>
+      <w:proofErr w:type="spellEnd"/>
     </w:p>
     <w:p>
       <w:pPr>
@@ -822,7 +1070,21 @@
         <w:rPr>
           <w:rFonts w:ascii="Garamond" w:hAnsi="Garamond"/>
         </w:rPr>
-        <w:t>Rozwój umiejętności użycia i zastosowania nierelacyjnych baz danych noSQL.</w:t>
+        <w:t xml:space="preserve">Rozwój umiejętności użycia i zastosowania nierelacyjnych baz danych </w:t>
+      </w:r>
+      <w:proofErr w:type="spellStart"/>
+      <w:r>
+        <w:rPr>
+          <w:rFonts w:ascii="Garamond" w:hAnsi="Garamond"/>
+        </w:rPr>
+        <w:t>noSQL</w:t>
+      </w:r>
+      <w:proofErr w:type="spellEnd"/>
+      <w:r>
+        <w:rPr>
+          <w:rFonts w:ascii="Garamond" w:hAnsi="Garamond"/>
+        </w:rPr>
+        <w:t>.</w:t>
       </w:r>
       <w:r>
         <w:rPr>
@@ -867,8 +1129,72 @@
         <w:rPr>
           <w:rFonts w:ascii="Garamond" w:hAnsi="Garamond"/>
         </w:rPr>
-        <w:t>Performing typical data operations using non-relational databases</w:t>
-      </w:r>
+        <w:t xml:space="preserve">Performing </w:t>
+      </w:r>
+      <w:proofErr w:type="spellStart"/>
+      <w:r>
+        <w:rPr>
+          <w:rFonts w:ascii="Garamond" w:hAnsi="Garamond"/>
+        </w:rPr>
+        <w:t>typical</w:t>
+      </w:r>
+      <w:proofErr w:type="spellEnd"/>
+      <w:r>
+        <w:rPr>
+          <w:rFonts w:ascii="Garamond" w:hAnsi="Garamond"/>
+        </w:rPr>
+        <w:t xml:space="preserve"> data </w:t>
+      </w:r>
+      <w:proofErr w:type="spellStart"/>
+      <w:r>
+        <w:rPr>
+          <w:rFonts w:ascii="Garamond" w:hAnsi="Garamond"/>
+        </w:rPr>
+        <w:t>operations</w:t>
+      </w:r>
+      <w:proofErr w:type="spellEnd"/>
+      <w:r>
+        <w:rPr>
+          <w:rFonts w:ascii="Garamond" w:hAnsi="Garamond"/>
+        </w:rPr>
+        <w:t xml:space="preserve"> </w:t>
+      </w:r>
+      <w:proofErr w:type="spellStart"/>
+      <w:r>
+        <w:rPr>
+          <w:rFonts w:ascii="Garamond" w:hAnsi="Garamond"/>
+        </w:rPr>
+        <w:t>using</w:t>
+      </w:r>
+      <w:proofErr w:type="spellEnd"/>
+      <w:r>
+        <w:rPr>
+          <w:rFonts w:ascii="Garamond" w:hAnsi="Garamond"/>
+        </w:rPr>
+        <w:t xml:space="preserve"> non-</w:t>
+      </w:r>
+      <w:proofErr w:type="spellStart"/>
+      <w:r>
+        <w:rPr>
+          <w:rFonts w:ascii="Garamond" w:hAnsi="Garamond"/>
+        </w:rPr>
+        <w:t>relational</w:t>
+      </w:r>
+      <w:proofErr w:type="spellEnd"/>
+      <w:r>
+        <w:rPr>
+          <w:rFonts w:ascii="Garamond" w:hAnsi="Garamond"/>
+        </w:rPr>
+        <w:t xml:space="preserve"> </w:t>
+      </w:r>
+      <w:proofErr w:type="spellStart"/>
+      <w:r>
+        <w:rPr>
+          <w:rFonts w:ascii="Garamond" w:hAnsi="Garamond"/>
+        </w:rPr>
+        <w:t>databases</w:t>
+      </w:r>
+      <w:proofErr w:type="spellEnd"/>
     </w:p>
     <w:p>
       <w:pPr>
@@ -912,8 +1238,18 @@
           <w:sz w:val="24"/>
           <w:szCs w:val="24"/>
         </w:rPr>
-        <w:t xml:space="preserve"> / List of issues</w:t>
-      </w:r>
+        <w:t xml:space="preserve"> / List of </w:t>
+      </w:r>
+      <w:proofErr w:type="spellStart"/>
+      <w:r>
+        <w:rPr>
+          <w:b/>
+          <w:sz w:val="24"/>
+          <w:szCs w:val="24"/>
+        </w:rPr>
+        <w:t>issues</w:t>
+      </w:r>
+      <w:proofErr w:type="spellEnd"/>
     </w:p>
     <w:tbl>
       <w:tblPr>
@@ -974,8 +1310,16 @@
                 <w:b/>
               </w:rPr>
               <w:br/>
+            </w:r>
+            <w:proofErr w:type="spellStart"/>
+            <w:r>
+              <w:rPr>
+                <w:rFonts w:ascii="Garamond" w:hAnsi="Garamond"/>
+                <w:b/>
+              </w:rPr>
               <w:t>Topics</w:t>
             </w:r>
+            <w:proofErr w:type="spellEnd"/>
           </w:p>
         </w:tc>
       </w:tr>
@@ -1031,14 +1375,34 @@
               </w:rPr>
               <w:br/>
             </w:r>
-            <w:r>
-              <w:rPr>
-                <w:rFonts w:ascii="Garamond" w:hAnsi="Garamond"/>
-                <w:sz w:val="22"/>
-                <w:szCs w:val="22"/>
-              </w:rPr>
-              <w:t>Relational databases</w:t>
-            </w:r>
+            <w:proofErr w:type="spellStart"/>
+            <w:r>
+              <w:rPr>
+                <w:rFonts w:ascii="Garamond" w:hAnsi="Garamond"/>
+                <w:sz w:val="22"/>
+                <w:szCs w:val="22"/>
+              </w:rPr>
+              <w:t>Relational</w:t>
+            </w:r>
+            <w:proofErr w:type="spellEnd"/>
+            <w:r>
+              <w:rPr>
+                <w:rFonts w:ascii="Garamond" w:hAnsi="Garamond"/>
+                <w:sz w:val="22"/>
+                <w:szCs w:val="22"/>
+              </w:rPr>
+              <w:t xml:space="preserve"> </w:t>
+            </w:r>
+            <w:proofErr w:type="spellStart"/>
+            <w:r>
+              <w:rPr>
+                <w:rFonts w:ascii="Garamond" w:hAnsi="Garamond"/>
+                <w:sz w:val="22"/>
+                <w:szCs w:val="22"/>
+              </w:rPr>
+              <w:t>databases</w:t>
+            </w:r>
+            <w:proofErr w:type="spellEnd"/>
           </w:p>
         </w:tc>
       </w:tr>
@@ -1182,16 +1546,72 @@
                 <w:szCs w:val="22"/>
               </w:rPr>
               <w:br/>
-              <w:t>I</w:t>
-            </w:r>
-            <w:r>
-              <w:rPr>
-                <w:rFonts w:ascii="Garamond" w:hAnsi="Garamond"/>
-                <w:sz w:val="22"/>
-                <w:szCs w:val="22"/>
-              </w:rPr>
-              <w:t>n-memory key–value database</w:t>
-            </w:r>
+              <w:t>In-</w:t>
+            </w:r>
+            <w:proofErr w:type="spellStart"/>
+            <w:r>
+              <w:rPr>
+                <w:rFonts w:ascii="Garamond" w:hAnsi="Garamond"/>
+                <w:sz w:val="22"/>
+                <w:szCs w:val="22"/>
+              </w:rPr>
+              <w:t>memory</w:t>
+            </w:r>
+            <w:proofErr w:type="spellEnd"/>
+            <w:r>
+              <w:rPr>
+                <w:rFonts w:ascii="Garamond" w:hAnsi="Garamond"/>
+                <w:sz w:val="22"/>
+                <w:szCs w:val="22"/>
+              </w:rPr>
+              <w:t xml:space="preserve"> </w:t>
+            </w:r>
+            <w:proofErr w:type="spellStart"/>
+            <w:r>
+              <w:rPr>
+                <w:rFonts w:ascii="Garamond" w:hAnsi="Garamond"/>
+                <w:sz w:val="22"/>
+                <w:szCs w:val="22"/>
+              </w:rPr>
+              <w:t>key</w:t>
+            </w:r>
+            <w:proofErr w:type="spellEnd"/>
+            <w:r>
+              <w:rPr>
+                <w:rFonts w:ascii="Garamond" w:hAnsi="Garamond"/>
+                <w:sz w:val="22"/>
+                <w:szCs w:val="22"/>
+              </w:rPr>
+              <w:t>–</w:t>
+            </w:r>
+            <w:proofErr w:type="spellStart"/>
+            <w:r>
+              <w:rPr>
+                <w:rFonts w:ascii="Garamond" w:hAnsi="Garamond"/>
+                <w:sz w:val="22"/>
+                <w:szCs w:val="22"/>
+              </w:rPr>
+              <w:t>value</w:t>
+            </w:r>
+            <w:proofErr w:type="spellEnd"/>
+            <w:r>
+              <w:rPr>
+                <w:rFonts w:ascii="Garamond" w:hAnsi="Garamond"/>
+                <w:sz w:val="22"/>
+                <w:szCs w:val="22"/>
+              </w:rPr>
+              <w:t xml:space="preserve"> </w:t>
+            </w:r>
+            <w:proofErr w:type="spellStart"/>
+            <w:r>
+              <w:rPr>
+                <w:rFonts w:ascii="Garamond" w:hAnsi="Garamond"/>
+                <w:sz w:val="22"/>
+                <w:szCs w:val="22"/>
+              </w:rPr>
+              <w:t>database</w:t>
+            </w:r>
+            <w:proofErr w:type="spellEnd"/>
           </w:p>
         </w:tc>
       </w:tr>
@@ -1317,24 +1737,35 @@
                 <w:szCs w:val="22"/>
               </w:rPr>
               <w:br/>
-              <w:t>D</w:t>
-            </w:r>
-            <w:r>
-              <w:rPr>
-                <w:rFonts w:ascii="Garamond" w:hAnsi="Garamond"/>
-                <w:sz w:val="22"/>
-                <w:szCs w:val="22"/>
-              </w:rPr>
-              <w:t>ocument-oriented database</w:t>
-            </w:r>
-            <w:r>
-              <w:rPr>
-                <w:rFonts w:ascii="Garamond" w:hAnsi="Garamond"/>
-                <w:sz w:val="22"/>
-                <w:szCs w:val="22"/>
-              </w:rPr>
-              <w:t>s</w:t>
-            </w:r>
+            </w:r>
+            <w:proofErr w:type="spellStart"/>
+            <w:r>
+              <w:rPr>
+                <w:rFonts w:ascii="Garamond" w:hAnsi="Garamond"/>
+                <w:sz w:val="22"/>
+                <w:szCs w:val="22"/>
+              </w:rPr>
+              <w:t>Document-oriented</w:t>
+            </w:r>
+            <w:proofErr w:type="spellEnd"/>
+            <w:r>
+              <w:rPr>
+                <w:rFonts w:ascii="Garamond" w:hAnsi="Garamond"/>
+                <w:sz w:val="22"/>
+                <w:szCs w:val="22"/>
+              </w:rPr>
+              <w:t xml:space="preserve"> </w:t>
+            </w:r>
+            <w:proofErr w:type="spellStart"/>
+            <w:r>
+              <w:rPr>
+                <w:rFonts w:ascii="Garamond" w:hAnsi="Garamond"/>
+                <w:sz w:val="22"/>
+                <w:szCs w:val="22"/>
+              </w:rPr>
+              <w:t>databases</w:t>
+            </w:r>
+            <w:proofErr w:type="spellEnd"/>
           </w:p>
         </w:tc>
       </w:tr>
@@ -1404,8 +1835,36 @@
                 <w:sz w:val="22"/>
                 <w:szCs w:val="22"/>
               </w:rPr>
-              <w:t>Databases for data search and analysis</w:t>
-            </w:r>
+              <w:t xml:space="preserve">Databases for data </w:t>
+            </w:r>
+            <w:proofErr w:type="spellStart"/>
+            <w:r>
+              <w:rPr>
+                <w:rFonts w:ascii="Garamond" w:hAnsi="Garamond"/>
+                <w:sz w:val="22"/>
+                <w:szCs w:val="22"/>
+              </w:rPr>
+              <w:t>search</w:t>
+            </w:r>
+            <w:proofErr w:type="spellEnd"/>
+            <w:r>
+              <w:rPr>
+                <w:rFonts w:ascii="Garamond" w:hAnsi="Garamond"/>
+                <w:sz w:val="22"/>
+                <w:szCs w:val="22"/>
+              </w:rPr>
+              <w:t xml:space="preserve"> and </w:t>
+            </w:r>
+            <w:proofErr w:type="spellStart"/>
+            <w:r>
+              <w:rPr>
+                <w:rFonts w:ascii="Garamond" w:hAnsi="Garamond"/>
+                <w:sz w:val="22"/>
+                <w:szCs w:val="22"/>
+              </w:rPr>
+              <w:t>analysis</w:t>
+            </w:r>
+            <w:proofErr w:type="spellEnd"/>
           </w:p>
         </w:tc>
       </w:tr>
@@ -1460,8 +1919,35 @@
                 <w:szCs w:val="22"/>
               </w:rPr>
               <w:br/>
-              <w:t>Graph databases</w:t>
-            </w:r>
+            </w:r>
+            <w:proofErr w:type="spellStart"/>
+            <w:r>
+              <w:rPr>
+                <w:rFonts w:ascii="Garamond" w:hAnsi="Garamond"/>
+                <w:sz w:val="22"/>
+                <w:szCs w:val="22"/>
+              </w:rPr>
+              <w:t>Graph</w:t>
+            </w:r>
+            <w:proofErr w:type="spellEnd"/>
+            <w:r>
+              <w:rPr>
+                <w:rFonts w:ascii="Garamond" w:hAnsi="Garamond"/>
+                <w:sz w:val="22"/>
+                <w:szCs w:val="22"/>
+              </w:rPr>
+              <w:t xml:space="preserve"> </w:t>
+            </w:r>
+            <w:proofErr w:type="spellStart"/>
+            <w:r>
+              <w:rPr>
+                <w:rFonts w:ascii="Garamond" w:hAnsi="Garamond"/>
+                <w:sz w:val="22"/>
+                <w:szCs w:val="22"/>
+              </w:rPr>
+              <w:t>databases</w:t>
+            </w:r>
+            <w:proofErr w:type="spellEnd"/>
           </w:p>
         </w:tc>
       </w:tr>
@@ -1623,7 +2109,23 @@
           <w:rFonts w:ascii="Garamond" w:hAnsi="Garamond"/>
           <w:lang w:val="en-US"/>
         </w:rPr>
-        <w:t xml:space="preserve">Pramod J. Sadalage, Martin Fowler, NoSQL. </w:t>
+        <w:t xml:space="preserve">Pramod J. </w:t>
+      </w:r>
+      <w:proofErr w:type="spellStart"/>
+      <w:r>
+        <w:rPr>
+          <w:rFonts w:ascii="Garamond" w:hAnsi="Garamond"/>
+          <w:lang w:val="en-US"/>
+        </w:rPr>
+        <w:t>Sadalage</w:t>
+      </w:r>
+      <w:proofErr w:type="spellEnd"/>
+      <w:r>
+        <w:rPr>
+          <w:rFonts w:ascii="Garamond" w:hAnsi="Garamond"/>
+          <w:lang w:val="en-US"/>
+        </w:rPr>
+        <w:t xml:space="preserve">, Martin Fowler, NoSQL. </w:t>
       </w:r>
       <w:r>
         <w:rPr>
@@ -1700,16 +2202,36 @@
           <w:sz w:val="24"/>
           <w:szCs w:val="24"/>
         </w:rPr>
-        <w:t xml:space="preserve"> / Assessment </w:t>
-      </w:r>
+        <w:t xml:space="preserve"> / </w:t>
+      </w:r>
+      <w:proofErr w:type="spellStart"/>
       <w:r>
         <w:rPr>
           <w:b/>
           <w:sz w:val="24"/>
           <w:szCs w:val="24"/>
         </w:rPr>
+        <w:t>Assessment</w:t>
+      </w:r>
+      <w:proofErr w:type="spellEnd"/>
+      <w:r>
+        <w:rPr>
+          <w:b/>
+          <w:sz w:val="24"/>
+          <w:szCs w:val="24"/>
+        </w:rPr>
+        <w:t xml:space="preserve"> </w:t>
+      </w:r>
+      <w:proofErr w:type="spellStart"/>
+      <w:r>
+        <w:rPr>
+          <w:b/>
+          <w:sz w:val="24"/>
+          <w:szCs w:val="24"/>
+        </w:rPr>
         <w:t>rules</w:t>
       </w:r>
+      <w:proofErr w:type="spellEnd"/>
     </w:p>
     <w:p>
       <w:pPr>
@@ -1728,6 +2250,7 @@
           <w:lang w:val="en-US"/>
         </w:rPr>
       </w:pPr>
+      <w:proofErr w:type="spellStart"/>
       <w:r>
         <w:rPr>
           <w:b/>
@@ -1735,8 +2258,9 @@
           <w:szCs w:val="24"/>
           <w:lang w:val="en-US"/>
         </w:rPr>
-        <w:t>Warunki zaliczenia</w:t>
-      </w:r>
+        <w:t>Warunki</w:t>
+      </w:r>
+      <w:proofErr w:type="spellEnd"/>
       <w:r>
         <w:rPr>
           <w:b/>
@@ -1744,8 +2268,39 @@
           <w:szCs w:val="24"/>
           <w:lang w:val="en-US"/>
         </w:rPr>
-        <w:t xml:space="preserve"> przedmiotu</w:t>
-      </w:r>
+        <w:t xml:space="preserve"> </w:t>
+      </w:r>
+      <w:proofErr w:type="spellStart"/>
+      <w:r>
+        <w:rPr>
+          <w:b/>
+          <w:sz w:val="24"/>
+          <w:szCs w:val="24"/>
+          <w:lang w:val="en-US"/>
+        </w:rPr>
+        <w:t>zaliczenia</w:t>
+      </w:r>
+      <w:proofErr w:type="spellEnd"/>
+      <w:r>
+        <w:rPr>
+          <w:b/>
+          <w:sz w:val="24"/>
+          <w:szCs w:val="24"/>
+          <w:lang w:val="en-US"/>
+        </w:rPr>
+        <w:t xml:space="preserve"> </w:t>
+      </w:r>
+      <w:proofErr w:type="spellStart"/>
+      <w:r>
+        <w:rPr>
+          <w:b/>
+          <w:sz w:val="24"/>
+          <w:szCs w:val="24"/>
+          <w:lang w:val="en-US"/>
+        </w:rPr>
+        <w:t>przedmiotu</w:t>
+      </w:r>
+      <w:proofErr w:type="spellEnd"/>
       <w:r>
         <w:rPr>
           <w:b/>
@@ -1807,8 +2362,17 @@
                 <w:b/>
               </w:rPr>
               <w:br/>
-              <w:t>Activity name</w:t>
-            </w:r>
+              <w:t xml:space="preserve">Activity </w:t>
+            </w:r>
+            <w:proofErr w:type="spellStart"/>
+            <w:r>
+              <w:rPr>
+                <w:rFonts w:ascii="Garamond" w:hAnsi="Garamond"/>
+                <w:b/>
+              </w:rPr>
+              <w:t>name</w:t>
+            </w:r>
+            <w:proofErr w:type="spellEnd"/>
           </w:p>
         </w:tc>
         <w:tc>
@@ -1885,8 +2449,16 @@
                 <w:b/>
               </w:rPr>
               <w:br/>
+            </w:r>
+            <w:proofErr w:type="spellStart"/>
+            <w:r>
+              <w:rPr>
+                <w:rFonts w:ascii="Garamond" w:hAnsi="Garamond"/>
+                <w:b/>
+              </w:rPr>
               <w:t>Points</w:t>
             </w:r>
+            <w:proofErr w:type="spellEnd"/>
           </w:p>
         </w:tc>
       </w:tr>
@@ -1967,12 +2539,28 @@
               </w:rPr>
               <w:br/>
             </w:r>
-            <w:r>
-              <w:rPr>
-                <w:rFonts w:ascii="Garamond" w:hAnsi="Garamond"/>
-              </w:rPr>
-              <w:t>Practical assignments</w:t>
-            </w:r>
+            <w:proofErr w:type="spellStart"/>
+            <w:r>
+              <w:rPr>
+                <w:rFonts w:ascii="Garamond" w:hAnsi="Garamond"/>
+              </w:rPr>
+              <w:t>Practical</w:t>
+            </w:r>
+            <w:proofErr w:type="spellEnd"/>
+            <w:r>
+              <w:rPr>
+                <w:rFonts w:ascii="Garamond" w:hAnsi="Garamond"/>
+              </w:rPr>
+              <w:t xml:space="preserve"> </w:t>
+            </w:r>
+            <w:proofErr w:type="spellStart"/>
+            <w:r>
+              <w:rPr>
+                <w:rFonts w:ascii="Garamond" w:hAnsi="Garamond"/>
+              </w:rPr>
+              <w:t>assignments</w:t>
+            </w:r>
+            <w:proofErr w:type="spellEnd"/>
           </w:p>
         </w:tc>
         <w:tc>
@@ -2091,12 +2679,28 @@
               </w:rPr>
               <w:br/>
             </w:r>
-            <w:r>
-              <w:rPr>
-                <w:rFonts w:ascii="Garamond" w:hAnsi="Garamond"/>
-              </w:rPr>
-              <w:t>Practical assignments</w:t>
-            </w:r>
+            <w:proofErr w:type="spellStart"/>
+            <w:r>
+              <w:rPr>
+                <w:rFonts w:ascii="Garamond" w:hAnsi="Garamond"/>
+              </w:rPr>
+              <w:t>Practical</w:t>
+            </w:r>
+            <w:proofErr w:type="spellEnd"/>
+            <w:r>
+              <w:rPr>
+                <w:rFonts w:ascii="Garamond" w:hAnsi="Garamond"/>
+              </w:rPr>
+              <w:t xml:space="preserve"> </w:t>
+            </w:r>
+            <w:proofErr w:type="spellStart"/>
+            <w:r>
+              <w:rPr>
+                <w:rFonts w:ascii="Garamond" w:hAnsi="Garamond"/>
+              </w:rPr>
+              <w:t>assignments</w:t>
+            </w:r>
+            <w:proofErr w:type="spellEnd"/>
           </w:p>
         </w:tc>
         <w:tc>
@@ -2253,8 +2857,63 @@
                 <w:szCs w:val="22"/>
               </w:rPr>
               <w:br/>
-              <w:t>Attendance at classes</w:t>
-            </w:r>
+            </w:r>
+            <w:proofErr w:type="spellStart"/>
+            <w:r>
+              <w:rPr>
+                <w:rFonts w:ascii="Garamond" w:hAnsi="Garamond"/>
+                <w:i/>
+                <w:iCs/>
+                <w:sz w:val="22"/>
+                <w:szCs w:val="22"/>
+              </w:rPr>
+              <w:t>Attendance</w:t>
+            </w:r>
+            <w:proofErr w:type="spellEnd"/>
+            <w:r>
+              <w:rPr>
+                <w:rFonts w:ascii="Garamond" w:hAnsi="Garamond"/>
+                <w:i/>
+                <w:iCs/>
+                <w:sz w:val="22"/>
+                <w:szCs w:val="22"/>
+              </w:rPr>
+              <w:t xml:space="preserve"> </w:t>
+            </w:r>
+            <w:proofErr w:type="spellStart"/>
+            <w:r>
+              <w:rPr>
+                <w:rFonts w:ascii="Garamond" w:hAnsi="Garamond"/>
+                <w:i/>
+                <w:iCs/>
+                <w:sz w:val="22"/>
+                <w:szCs w:val="22"/>
+              </w:rPr>
+              <w:t>at</w:t>
+            </w:r>
+            <w:proofErr w:type="spellEnd"/>
+            <w:r>
+              <w:rPr>
+                <w:rFonts w:ascii="Garamond" w:hAnsi="Garamond"/>
+                <w:i/>
+                <w:iCs/>
+                <w:sz w:val="22"/>
+                <w:szCs w:val="22"/>
+              </w:rPr>
+              <w:t xml:space="preserve"> </w:t>
+            </w:r>
+            <w:proofErr w:type="spellStart"/>
+            <w:r>
+              <w:rPr>
+                <w:rFonts w:ascii="Garamond" w:hAnsi="Garamond"/>
+                <w:i/>
+                <w:iCs/>
+                <w:sz w:val="22"/>
+                <w:szCs w:val="22"/>
+              </w:rPr>
+              <w:t>classes</w:t>
+            </w:r>
+            <w:proofErr w:type="spellEnd"/>
           </w:p>
         </w:tc>
         <w:tc>
@@ -2298,8 +2957,36 @@
                 <w:i/>
                 <w:iCs/>
               </w:rPr>
-              <w:t>Bonus points for high attendance</w:t>
-            </w:r>
+              <w:t xml:space="preserve">Bonus </w:t>
+            </w:r>
+            <w:proofErr w:type="spellStart"/>
+            <w:r>
+              <w:rPr>
+                <w:rFonts w:ascii="Garamond" w:hAnsi="Garamond"/>
+                <w:i/>
+                <w:iCs/>
+              </w:rPr>
+              <w:t>points</w:t>
+            </w:r>
+            <w:proofErr w:type="spellEnd"/>
+            <w:r>
+              <w:rPr>
+                <w:rFonts w:ascii="Garamond" w:hAnsi="Garamond"/>
+                <w:i/>
+                <w:iCs/>
+              </w:rPr>
+              <w:t xml:space="preserve"> for high </w:t>
+            </w:r>
+            <w:proofErr w:type="spellStart"/>
+            <w:r>
+              <w:rPr>
+                <w:rFonts w:ascii="Garamond" w:hAnsi="Garamond"/>
+                <w:i/>
+                <w:iCs/>
+              </w:rPr>
+              <w:t>attendance</w:t>
+            </w:r>
+            <w:proofErr w:type="spellEnd"/>
           </w:p>
         </w:tc>
         <w:tc>
@@ -2390,8 +3077,36 @@
           <w:sz w:val="24"/>
           <w:szCs w:val="24"/>
         </w:rPr>
-        <w:t xml:space="preserve"> / Grading scale</w:t>
-      </w:r>
+        <w:t xml:space="preserve"> / </w:t>
+      </w:r>
+      <w:proofErr w:type="spellStart"/>
+      <w:r>
+        <w:rPr>
+          <w:b/>
+          <w:sz w:val="24"/>
+          <w:szCs w:val="24"/>
+        </w:rPr>
+        <w:t>Grading</w:t>
+      </w:r>
+      <w:proofErr w:type="spellEnd"/>
+      <w:r>
+        <w:rPr>
+          <w:b/>
+          <w:sz w:val="24"/>
+          <w:szCs w:val="24"/>
+        </w:rPr>
+        <w:t xml:space="preserve"> </w:t>
+      </w:r>
+      <w:proofErr w:type="spellStart"/>
+      <w:r>
+        <w:rPr>
+          <w:b/>
+          <w:sz w:val="24"/>
+          <w:szCs w:val="24"/>
+        </w:rPr>
+        <w:t>scale</w:t>
+      </w:r>
+      <w:proofErr w:type="spellEnd"/>
     </w:p>
     <w:p>
       <w:pPr>
@@ -2550,8 +3265,17 @@
                 <w:b/>
               </w:rPr>
               <w:br/>
-              <w:t>No of points</w:t>
-            </w:r>
+              <w:t xml:space="preserve">No of </w:t>
+            </w:r>
+            <w:proofErr w:type="spellStart"/>
+            <w:r>
+              <w:rPr>
+                <w:rFonts w:ascii="Garamond" w:hAnsi="Garamond"/>
+                <w:b/>
+              </w:rPr>
+              <w:t>points</w:t>
+            </w:r>
+            <w:proofErr w:type="spellEnd"/>
           </w:p>
         </w:tc>
         <w:tc>
@@ -3102,8 +3826,42 @@
         <w:sz w:val="18"/>
         <w:szCs w:val="18"/>
       </w:rPr>
-      <w:t xml:space="preserve"> / Cracow University of Economics</w:t>
+      <w:t xml:space="preserve"> / </w:t>
     </w:r>
+    <w:proofErr w:type="spellStart"/>
+    <w:r>
+      <w:rPr>
+        <w:i/>
+        <w:iCs/>
+        <w:color w:val="000000"/>
+        <w:sz w:val="18"/>
+        <w:szCs w:val="18"/>
+      </w:rPr>
+      <w:t>Cracow</w:t>
+    </w:r>
+    <w:proofErr w:type="spellEnd"/>
+    <w:r>
+      <w:rPr>
+        <w:i/>
+        <w:iCs/>
+        <w:color w:val="000000"/>
+        <w:sz w:val="18"/>
+        <w:szCs w:val="18"/>
+      </w:rPr>
+      <w:t xml:space="preserve"> University of </w:t>
+    </w:r>
+    <w:proofErr w:type="spellStart"/>
+    <w:r>
+      <w:rPr>
+        <w:i/>
+        <w:iCs/>
+        <w:color w:val="000000"/>
+        <w:sz w:val="18"/>
+        <w:szCs w:val="18"/>
+      </w:rPr>
+      <w:t>Economics</w:t>
+    </w:r>
+    <w:proofErr w:type="spellEnd"/>
   </w:p>
   <w:p>
     <w:pPr>
@@ -4352,6 +5110,7 @@
   <w:style w:type="character" w:default="1" w:styleId="Domylnaczcionkaakapitu">
     <w:name w:val="Default Paragraph Font"/>
     <w:uiPriority w:val="1"/>
+    <w:semiHidden/>
     <w:unhideWhenUsed/>
   </w:style>
   <w:style w:type="table" w:default="1" w:styleId="Standardowy">
